--- a/Modeling/6차/CH2_분석보고서_6차.docx
+++ b/Modeling/6차/CH2_분석보고서_6차.docx
@@ -80,10 +80,7 @@
         <w:t xml:space="preserve">데이터</w:t>
       </w:r>
       <w:r>
-        <w:t xml:space="preserve">: 229개 시군구 × 8개년(2016–2023) 패널.</w:t>
-      </w:r>
-      <w:r>
-        <w:t xml:space="preserve"> </w:t>
+        <w:t xml:space="preserve">: 229개 시군구 × 8개년(2016–2023) 패널. </w:t>
       </w:r>
       <w:r>
         <w:rPr>
@@ -109,10 +106,7 @@
         <w:t xml:space="preserve">최종판 갱신 사항</w:t>
       </w:r>
       <w:r>
-        <w:t xml:space="preserve">: 최종보정4 데이터에서</w:t>
-      </w:r>
-      <w:r>
-        <w:t xml:space="preserve"> </w:t>
+        <w:t xml:space="preserve">: 최종보정4 데이터에서 </w:t>
       </w:r>
       <w:r>
         <w:rPr>
@@ -121,11 +115,9 @@
         <w:t xml:space="preserve">도로소나무비율_500m</w:t>
       </w:r>
       <w:r>
-        <w:t xml:space="preserve">(도로 인접 소나무 비율)이 전국 단위로 재계산되었음을 확인했다(평균 0.340→0.183, 이전 버전과 상관 0.43 — 서울 중구 1.000→0.000처럼 극단적으로 수정된 사례 다수, 대도시 도심의 과거 값이 GIS 계산 오류로 과대추정돼 있었던 것으로 판단). 이에 따라</w:t>
-      </w:r>
-      <w:r>
-        <w:t xml:space="preserve"> </w:t>
-      </w:r>
+        <w:t xml:space="preserve">(도로 인접 소나무 비율)이 전국 단위로 재계산되었음을 확인했다(평균 0.340→0.183, 이전 버전과 상관 0.43 — 서울 중구 1.000→0.000처럼 극단적으로 수정된 사례 다수, 대도시 도심의 과거 값이 GIS 계산 오류로 과대추정돼 있었던 것으로 판단). 이에 따라 </w:t>
+      </w:r>
+      <w:commentRangeStart w:id="0"/>
       <w:r>
         <w:rPr>
           <w:b/>
@@ -133,20 +125,15 @@
         </w:rPr>
         <w:t xml:space="preserve">면적통제 후 Y와의 상관을 재검증한 결과 0.19(구버전) → 0.0008(최종판)로 사실상 소멸</w:t>
       </w:r>
-      <w:r>
-        <w:t xml:space="preserve">해, 이전에</w:t>
-      </w:r>
-      <w:r>
-        <w:t xml:space="preserve"> </w:t>
-      </w:r>
-      <w:r>
-        <w:t xml:space="preserve">“면적 통제 후 부호 (+)로 재해석”</w:t>
-      </w:r>
-      <w:r>
-        <w:t xml:space="preserve">하며 유지했던 이 변수를</w:t>
-      </w:r>
-      <w:r>
-        <w:t xml:space="preserve"> </w:t>
+      <w:commentRangeEnd w:id="0"/>
+      <w:r>
+        <w:rPr>
+          <w:rStyle w:val="CommentReference"/>
+        </w:rPr>
+        <w:commentReference w:id="0"/>
+      </w:r>
+      <w:r>
+        <w:t xml:space="preserve">해, 이전에 “면적 통제 후 부호 (+)로 재해석”하며 유지했던 이 변수를 </w:t>
       </w:r>
       <w:r>
         <w:rPr>
@@ -156,10 +143,7 @@
         <w:t xml:space="preserve">인위적확산 도메인에서 최종 제외</w:t>
       </w:r>
       <w:r>
-        <w:t xml:space="preserve">했다(SPI3·평균풍속과 동일한 기준 적용). 인위적확산 도메인은 이제</w:t>
-      </w:r>
-      <w:r>
-        <w:t xml:space="preserve"> </w:t>
+        <w:t xml:space="preserve">했다(SPI3·평균풍속과 동일한 기준 적용). 인위적확산 도메인은 이제 </w:t>
       </w:r>
       <w:r>
         <w:rPr>
@@ -191,10 +175,7 @@
         <w:pStyle w:val="BodyText"/>
       </w:pPr>
       <w:r>
-        <w:t xml:space="preserve">산출 스크립트(모두</w:t>
-      </w:r>
-      <w:r>
-        <w:t xml:space="preserve"> </w:t>
+        <w:t xml:space="preserve">산출 스크립트(모두 </w:t>
       </w:r>
       <w:r>
         <w:rPr>
@@ -203,13 +184,7 @@
         <w:t xml:space="preserve">최종보정4.csv</w:t>
       </w:r>
       <w:r>
-        <w:t xml:space="preserve"> </w:t>
-      </w:r>
-      <w:r>
-        <w:t xml:space="preserve">기준으로 재실행):</w:t>
-      </w:r>
-      <w:r>
-        <w:t xml:space="preserve"> </w:t>
+        <w:t xml:space="preserve"> 기준으로 재실행): </w:t>
       </w:r>
       <w:r>
         <w:rPr>
@@ -218,10 +193,7 @@
         <w:t xml:space="preserve">model1_final.py</w:t>
       </w:r>
       <w:r>
-        <w:t xml:space="preserve">,</w:t>
-      </w:r>
-      <w:r>
-        <w:t xml:space="preserve"> </w:t>
+        <w:t xml:space="preserve">, </w:t>
       </w:r>
       <w:r>
         <w:rPr>
@@ -230,10 +202,7 @@
         <w:t xml:space="preserve">model2_production_final.py</w:t>
       </w:r>
       <w:r>
-        <w:t xml:space="preserve">,</w:t>
-      </w:r>
-      <w:r>
-        <w:t xml:space="preserve"> </w:t>
+        <w:t xml:space="preserve">, </w:t>
       </w:r>
       <w:r>
         <w:rPr>
@@ -242,10 +211,7 @@
         <w:t xml:space="preserve">model_b_stage3_final.py</w:t>
       </w:r>
       <w:r>
-        <w:t xml:space="preserve">,</w:t>
-      </w:r>
-      <w:r>
-        <w:t xml:space="preserve"> </w:t>
+        <w:t xml:space="preserve">, </w:t>
       </w:r>
       <w:r>
         <w:rPr>
@@ -254,10 +220,7 @@
         <w:t xml:space="preserve">national_response_final.py</w:t>
       </w:r>
       <w:r>
-        <w:t xml:space="preserve">,</w:t>
-      </w:r>
-      <w:r>
-        <w:t xml:space="preserve"> </w:t>
+        <w:t xml:space="preserve">, </w:t>
       </w:r>
       <w:r>
         <w:rPr>
@@ -266,10 +229,7 @@
         <w:t xml:space="preserve">threshold_sensitivity_final.py</w:t>
       </w:r>
       <w:r>
-        <w:t xml:space="preserve">,</w:t>
-      </w:r>
-      <w:r>
-        <w:t xml:space="preserve"> </w:t>
+        <w:t xml:space="preserve">, </w:t>
       </w:r>
       <w:r>
         <w:rPr>
@@ -774,22 +734,7 @@
         <w:pStyle w:val="BodyText"/>
       </w:pPr>
       <w:r>
-        <w:t xml:space="preserve">세 변수(SPI3·평균풍속·도로소나무비율) 모두</w:t>
-      </w:r>
-      <w:r>
-        <w:t xml:space="preserve"> </w:t>
-      </w:r>
-      <w:r>
-        <w:t xml:space="preserve">“직관적으로는 중요해 보이나 엄밀히 재검증하면 신호가 없거나 교란된”</w:t>
-      </w:r>
-      <w:r>
-        <w:t xml:space="preserve"> </w:t>
-      </w:r>
-      <w:r>
-        <w:t xml:space="preserve">패턴이 반복됐다.</w:t>
-      </w:r>
-      <w:r>
-        <w:t xml:space="preserve"> </w:t>
+        <w:t xml:space="preserve">세 변수(SPI3·평균풍속·도로소나무비율) 모두 “직관적으로는 중요해 보이나 엄밀히 재검증하면 신호가 없거나 교란된” 패턴이 반복됐다. </w:t>
       </w:r>
       <w:r>
         <w:rPr>
@@ -1416,13 +1361,7 @@
         <w:t xml:space="preserve">정확한 표현</w:t>
       </w:r>
       <w:r>
-        <w:t xml:space="preserve">:</w:t>
-      </w:r>
-      <w:r>
-        <w:t xml:space="preserve"> </w:t>
-      </w:r>
-      <w:r>
-        <w:t xml:space="preserve">“구조적취약성지수의 지자체 간 차이는 발생여부와 일관된 양의 연관성을 보였다(훈련·홀드아웃 모두 유의). 발생규모와의 연관성은 훈련표본에서만 확인되어(p=0.046) 홀드아웃(p=0.231)에서는 재현되지 않았다.”</w:t>
+        <w:t xml:space="preserve">: “구조적취약성지수의 지자체 간 차이는 발생여부와 일관된 양의 연관성을 보였다(훈련·홀드아웃 모두 유의). 발생규모와의 연관성은 훈련표본에서만 확인되어(p=0.046) 홀드아웃(p=0.231)에서는 재현되지 않았다.”</w:t>
       </w:r>
     </w:p>
     <w:p>
@@ -1430,10 +1369,7 @@
         <w:pStyle w:val="BodyText"/>
       </w:pPr>
       <w:r>
-        <w:t xml:space="preserve">도로소나무비율 제외로 계수·AUC가 이전(v4: between +1.25~+1.45, AUC 0.60~0.59)보다 다소 낮아졌으나(between +1.14~+1.20, AUC 0.58~0.56),</w:t>
-      </w:r>
-      <w:r>
-        <w:t xml:space="preserve"> </w:t>
+        <w:t xml:space="preserve">도로소나무비율 제외로 계수·AUC가 이전(v4: between +1.25~+1.45, AUC 0.60~0.59)보다 다소 낮아졌으나(between +1.14~+1.20, AUC 0.58~0.56), </w:t>
       </w:r>
       <w:r>
         <w:rPr>
@@ -1477,25 +1413,7 @@
         <w:t xml:space="preserve">+1.185(p=0.016), R²=2.39%</w:t>
       </w:r>
       <w:r>
-        <w:t xml:space="preserve">. 이전(v4: β=1.531, R²=3.40%)보다 설명력이 더 낮아졌다 — 인위적확산 도메인이 축소되면서 위험지수의 예산 설명력도 함께 약해진 것으로, 예상된 방향의 변화다. 배분갭 ε&lt;0은</w:t>
-      </w:r>
-      <w:r>
-        <w:t xml:space="preserve"> </w:t>
-      </w:r>
-      <w:r>
-        <w:t xml:space="preserve">“현행 평균 배분관행 대비 상대적 저배분”</w:t>
-      </w:r>
-      <w:r>
-        <w:t xml:space="preserve">을 뜻하며</w:t>
-      </w:r>
-      <w:r>
-        <w:t xml:space="preserve"> </w:t>
-      </w:r>
-      <w:r>
-        <w:t xml:space="preserve">“최적예산 부족”</w:t>
-      </w:r>
-      <w:r>
-        <w:t xml:space="preserve">이 아니다.</w:t>
+        <w:t xml:space="preserve">. 이전(v4: β=1.531, R²=3.40%)보다 설명력이 더 낮아졌다 — 인위적확산 도메인이 축소되면서 위험지수의 예산 설명력도 함께 약해진 것으로, 예상된 방향의 변화다. 배분갭 ε&lt;0은 “현행 평균 배분관행 대비 상대적 저배분”을 뜻하며 “최적예산 부족”이 아니다.</w:t>
       </w:r>
     </w:p>
     <w:bookmarkEnd w:id="15"/>
@@ -3406,19 +3324,7 @@
         <w:pStyle w:val="BodyText"/>
       </w:pPr>
       <w:r>
-        <w:t xml:space="preserve">인위적확산 도메인이 원목업체수 단독이 되면서</w:t>
-      </w:r>
-      <w:r>
-        <w:t xml:space="preserve"> </w:t>
-      </w:r>
-      <w:r>
-        <w:t xml:space="preserve">“인위적확산-우세형”</w:t>
-      </w:r>
-      <w:r>
-        <w:t xml:space="preserve"> </w:t>
-      </w:r>
-      <w:r>
-        <w:t xml:space="preserve">판정이 늘었다(65→87개, 도로변 요인이 빠지고 원목유통 요인만 남아 상대적으로 도드라지는 지역이 많아짐).</w:t>
+        <w:t xml:space="preserve">인위적확산 도메인이 원목업체수 단독이 되면서 “인위적확산-우세형” 판정이 늘었다(65→87개, 도로변 요인이 빠지고 원목유통 요인만 남아 상대적으로 도드라지는 지역이 많아짐).</w:t>
       </w:r>
     </w:p>
     <w:p>
@@ -3430,21 +3336,7 @@
           <w:b/>
           <w:bCs/>
         </w:rPr>
-        <w:t xml:space="preserve">“부족”</w:t>
-      </w:r>
-      <w:r>
-        <w:rPr>
-          <w:b/>
-          <w:bCs/>
-        </w:rPr>
-        <w:t xml:space="preserve"> </w:t>
-      </w:r>
-      <w:r>
-        <w:rPr>
-          <w:b/>
-          <w:bCs/>
-        </w:rPr>
-        <w:t xml:space="preserve">열 대표 사례</w:t>
+        <w:t xml:space="preserve">“부족” 열 대표 사례</w:t>
       </w:r>
       <w:r>
         <w:t xml:space="preserve">: 노출도-우세형 → 고령군·영양군·대구 동구·동해시·삼척시(예찰·모니터링). 인위적확산-우세형 → 신안군·진도군·영광군·관악구·종로구(원목유통·도로변 관리). 복합형 → 완도군·옹진군·광주 동구·포항시(기본 대응체계).</w:t>
@@ -3475,10 +3367,7 @@
         <w:pStyle w:val="FirstParagraph"/>
       </w:pPr>
       <w:r>
-        <w:t xml:space="preserve">Model 1(구조적취약성지수)에 t-1 시차 연속발생연수·집단발생여부·인접시군 피해밀도를 추가. 누수 방지를 위해</w:t>
-      </w:r>
-      <w:r>
-        <w:t xml:space="preserve"> </w:t>
+        <w:t xml:space="preserve">Model 1(구조적취약성지수)에 t-1 시차 연속발생연수·집단발생여부·인접시군 피해밀도를 추가. 누수 방지를 위해 </w:t>
       </w:r>
       <w:r>
         <w:rPr>
@@ -3774,16 +3663,7 @@
         <w:pStyle w:val="BodyText"/>
       </w:pPr>
       <w:r>
-        <w:t xml:space="preserve">AUC 상승의 대부분은</w:t>
-      </w:r>
-      <w:r>
-        <w:t xml:space="preserve"> </w:t>
-      </w:r>
-      <w:r>
-        <w:t xml:space="preserve">“상습발생 여부”</w:t>
-      </w:r>
-      <w:r>
-        <w:t xml:space="preserve">라는 단일 신호에서 나온다(연속발생연수 단독으로 이미 0.918).</w:t>
+        <w:t xml:space="preserve">AUC 상승의 대부분은 “상습발생 여부”라는 단일 신호에서 나온다(연속발생연수 단독으로 이미 0.918).</w:t>
       </w:r>
     </w:p>
     <w:bookmarkEnd w:id="21"/>
@@ -3965,25 +3845,7 @@
         <w:pStyle w:val="FirstParagraph"/>
       </w:pPr>
       <w:r>
-        <w:t xml:space="preserve">Model 1은</w:t>
-      </w:r>
-      <w:r>
-        <w:t xml:space="preserve"> </w:t>
-      </w:r>
-      <w:r>
-        <w:t xml:space="preserve">“왜 취약한가”</w:t>
-      </w:r>
-      <w:r>
-        <w:t xml:space="preserve">(예산배분 근거), Model 2는</w:t>
-      </w:r>
-      <w:r>
-        <w:t xml:space="preserve"> </w:t>
-      </w:r>
-      <w:r>
-        <w:t xml:space="preserve">“어디서 다음에 터질 가능성이 높은가”</w:t>
-      </w:r>
-      <w:r>
-        <w:t xml:space="preserve">(예찰자원 배치 근거)에 답한다. 공간전파 항(인접시군 피해밀도_L1)은 모든 사양에서 유의하지 않아(p=0.28~0.41), AUC 상승은 공간전파가 아니라 자체 발생 관성에서 나온다.</w:t>
+        <w:t xml:space="preserve">Model 1은 “왜 취약한가”(예산배분 근거), Model 2는 “어디서 다음에 터질 가능성이 높은가”(예찰자원 배치 근거)에 답한다. 공간전파 항(인접시군 피해밀도_L1)은 모든 사양에서 유의하지 않아(p=0.28~0.41), AUC 상승은 공간전파가 아니라 자체 발생 관성에서 나온다.</w:t>
       </w:r>
     </w:p>
     <w:bookmarkEnd w:id="23"/>
@@ -4593,13 +4455,7 @@
         <w:pStyle w:val="Heading2"/>
       </w:pPr>
       <w:r>
-        <w:t xml:space="preserve">6.3 해석 —</w:t>
-      </w:r>
-      <w:r>
-        <w:t xml:space="preserve"> </w:t>
-      </w:r>
-      <w:r>
-        <w:t xml:space="preserve">“정책목표가 다른 두 배분”</w:t>
+        <w:t xml:space="preserve">6.3 해석 — “정책목표가 다른 두 배분”</w:t>
       </w:r>
     </w:p>
     <w:p>
@@ -4607,19 +4463,7 @@
         <w:pStyle w:val="FirstParagraph"/>
       </w:pPr>
       <w:r>
-        <w:t xml:space="preserve">t년 예산이 t+1년 발생지역을 포착하는 비율(외부검토 교차검증 재현, 전체기간 평균 약 93%)도 여전히 높아,</w:t>
-      </w:r>
-      <w:r>
-        <w:t xml:space="preserve"> </w:t>
-      </w:r>
-      <w:r>
-        <w:t xml:space="preserve">“실제=사후대응, 시뮬=선행적”</w:t>
-      </w:r>
-      <w:r>
-        <w:t xml:space="preserve">이라는 단순 이분법 대신</w:t>
-      </w:r>
-      <w:r>
-        <w:t xml:space="preserve"> </w:t>
+        <w:t xml:space="preserve">t년 예산이 t+1년 발생지역을 포착하는 비율(외부검토 교차검증 재현, 전체기간 평균 약 93%)도 여전히 높아, “실제=사후대응, 시뮬=선행적”이라는 단순 이분법 대신 </w:t>
       </w:r>
       <w:r>
         <w:rPr>
@@ -4647,19 +4491,7 @@
         <w:pStyle w:val="FirstParagraph"/>
       </w:pPr>
       <w:r>
-        <w:t xml:space="preserve">부산 해운대구·북구·금정구, 전남 완도군·신안군, 경남 남해군·산청군, 인천 옹진군 — 배분갭</w:t>
-      </w:r>
-      <w:r>
-        <w:t xml:space="preserve"> </w:t>
-      </w:r>
-      <w:r>
-        <w:t xml:space="preserve">“부족”</w:t>
-      </w:r>
-      <w:r>
-        <w:t xml:space="preserve"> </w:t>
-      </w:r>
-      <w:r>
-        <w:t xml:space="preserve">목록과 대부분 겹친다. 감액 상위(경남 밀양시·울주군, 경기 광주시 등)는 이전 판과 거의 동일하게 재현됐다.</w:t>
+        <w:t xml:space="preserve">부산 해운대구·북구·금정구, 전남 완도군·신안군, 경남 남해군·산청군, 인천 옹진군 — 배분갭 “부족” 목록과 대부분 겹친다. 감액 상위(경남 밀양시·울주군, 경기 광주시 등)는 이전 판과 거의 동일하게 재현됐다.</w:t>
       </w:r>
     </w:p>
     <w:bookmarkEnd w:id="28"/>
@@ -4693,10 +4525,7 @@
         <w:t xml:space="preserve">부트스트랩 해석 범위</w:t>
       </w:r>
       <w:r>
-        <w:t xml:space="preserve">: 군집 페어 부트스트랩은</w:t>
-      </w:r>
-      <w:r>
-        <w:t xml:space="preserve"> </w:t>
+        <w:t xml:space="preserve">: 군집 페어 부트스트랩은 </w:t>
       </w:r>
       <w:r>
         <w:rPr>
@@ -4706,19 +4535,7 @@
         <w:t xml:space="preserve">발생여부 로지스틱 모형의 계수에 대해서만</w:t>
       </w:r>
       <w:r>
-        <w:t xml:space="preserve"> </w:t>
-      </w:r>
-      <w:r>
-        <w:t xml:space="preserve">수행됐다(취약성지수_gm p=0.224~0.933, 국가대응_gm p=0.937 — 모두 비유의). 발생규모 OLS 모형의 국가대응_gm 계수는 나이브 표준오차 기준 p=0.0126으로 유의했으나 부트스트랩 검증 대상이 아니었으므로,</w:t>
-      </w:r>
-      <w:r>
-        <w:t xml:space="preserve"> </w:t>
-      </w:r>
-      <w:r>
-        <w:t xml:space="preserve">“모든 계수가 유의성 상실”</w:t>
-      </w:r>
-      <w:r>
-        <w:t xml:space="preserve">이라 단정하지 않는다.</w:t>
+        <w:t xml:space="preserve"> 수행됐다(취약성지수_gm p=0.224~0.933, 국가대응_gm p=0.937 — 모두 비유의). 발생규모 OLS 모형의 국가대응_gm 계수는 나이브 표준오차 기준 p=0.0126으로 유의했으나 부트스트랩 검증 대상이 아니었으므로, “모든 계수가 유의성 상실”이라 단정하지 않는다.</w:t>
       </w:r>
     </w:p>
     <w:p>
@@ -4733,13 +4550,7 @@
         <w:t xml:space="preserve">정확한 표현</w:t>
       </w:r>
       <w:r>
-        <w:t xml:space="preserve">:</w:t>
-      </w:r>
-      <w:r>
-        <w:t xml:space="preserve"> </w:t>
-      </w:r>
-      <w:r>
-        <w:t xml:space="preserve">“발생여부 모형의 주요 between 계수는 군집 페어 부트스트랩에서 유의하지 않았다. 발생규모 모형의 국가대응 between 계수는 통상적 표준오차에서 유의했으나, 표본 선택과 소표본 문제로 해석을 보류하며 동일한 부트스트랩 검증이 추가로 필요하다.”</w:t>
+        <w:t xml:space="preserve">: “발생여부 모형의 주요 between 계수는 군집 페어 부트스트랩에서 유의하지 않았다. 발생규모 모형의 국가대응 between 계수는 통상적 표준오차에서 유의했으나, 표본 선택과 소표본 문제로 해석을 보류하며 동일한 부트스트랩 검증이 추가로 필요하다.”</w:t>
       </w:r>
     </w:p>
     <w:bookmarkEnd w:id="30"/>
@@ -4999,13 +4810,7 @@
         <w:pStyle w:val="FirstParagraph"/>
       </w:pPr>
       <w:r>
-        <w:t xml:space="preserve">“부족”</w:t>
-      </w:r>
-      <w:r>
-        <w:t xml:space="preserve"> </w:t>
-      </w:r>
-      <w:r>
-        <w:t xml:space="preserve">판정 74개 시군구(노출도-우세형 20·인위적확산-우세형 38·복합형 16)에 유형별 패키지를 매칭했다.</w:t>
+        <w:t xml:space="preserve">“부족” 판정 74개 시군구(노출도-우세형 20·인위적확산-우세형 38·복합형 16)에 유형별 패키지를 매칭했다.</w:t>
       </w:r>
     </w:p>
     <w:bookmarkEnd w:id="32"/>
@@ -5033,25 +4838,7 @@
         <w:pStyle w:val="Heading2"/>
       </w:pPr>
       <w:r>
-        <w:t xml:space="preserve">9.3 단기 경보 결합 —</w:t>
-      </w:r>
-      <w:r>
-        <w:t xml:space="preserve"> </w:t>
-      </w:r>
-      <w:r>
-        <w:t xml:space="preserve">“부족”</w:t>
-      </w:r>
-      <w:r>
-        <w:t xml:space="preserve">×</w:t>
-      </w:r>
-      <w:r>
-        <w:t xml:space="preserve">“긴급도 높음”</w:t>
-      </w:r>
-      <w:r>
-        <w:t xml:space="preserve"> </w:t>
-      </w:r>
-      <w:r>
-        <w:t xml:space="preserve">최우선 대응 지역</w:t>
+        <w:t xml:space="preserve">9.3 단기 경보 결합 — “부족”×“긴급도 높음” 최우선 대응 지역</w:t>
       </w:r>
     </w:p>
     <w:tbl>
@@ -5515,16 +5302,7 @@
         <w:t xml:space="preserve">도로소나무비율_500m의 원자료 재계산</w:t>
       </w:r>
       <w:r>
-        <w:t xml:space="preserve">으로 면적통제 후 Y와의 상관이 0.19→0.0008로 소멸했음을 확인, 인위적확산 도메인에서 최종 제외했다 — SPI3(개념적 결함)·평균풍속(교란효과)에 이어 세 번째로</w:t>
-      </w:r>
-      <w:r>
-        <w:t xml:space="preserve"> </w:t>
-      </w:r>
-      <w:r>
-        <w:t xml:space="preserve">“직관적 중요변수처럼 보였으나 엄밀 재검증에서 탈락”</w:t>
-      </w:r>
-      <w:r>
-        <w:t xml:space="preserve">한 사례다.</w:t>
+        <w:t xml:space="preserve">으로 면적통제 후 Y와의 상관이 0.19→0.0008로 소멸했음을 확인, 인위적확산 도메인에서 최종 제외했다 — SPI3(개념적 결함)·평균풍속(교란효과)에 이어 세 번째로 “직관적 중요변수처럼 보였으나 엄밀 재검증에서 탈락”한 사례다.</w:t>
       </w:r>
     </w:p>
     <w:p>
@@ -6136,7 +5914,44 @@
 </file>
 
 <file path=word/comments.xml><?xml version="1.0" encoding="utf-8"?>
-<w:comments xmlns:w="http://schemas.openxmlformats.org/wordprocessingml/2006/main" xmlns:m="http://schemas.openxmlformats.org/officeDocument/2006/math" xmlns:r="http://schemas.openxmlformats.org/officeDocument/2006/relationships" xmlns:o="urn:schemas-microsoft-com:office:office" xmlns:v="urn:schemas-microsoft-com:vml" xmlns:w10="urn:schemas-microsoft-com:office:word" xmlns:a="http://schemas.openxmlformats.org/drawingml/2006/main" xmlns:pic="http://schemas.openxmlformats.org/drawingml/2006/picture" xmlns:wp="http://schemas.openxmlformats.org/drawingml/2006/wordprocessingDrawing"/>
+<w:comments xmlns:w="http://schemas.openxmlformats.org/wordprocessingml/2006/main" xmlns:w14="http://schemas.microsoft.com/office/word/2010/wordml" xmlns:m="http://schemas.openxmlformats.org/officeDocument/2006/math" xmlns:r="http://schemas.openxmlformats.org/officeDocument/2006/relationships" xmlns:o="urn:schemas-microsoft-com:office:office" xmlns:v="urn:schemas-microsoft-com:vml" xmlns:w10="urn:schemas-microsoft-com:office:word" xmlns:a="http://schemas.openxmlformats.org/drawingml/2006/main" xmlns:pic="http://schemas.openxmlformats.org/drawingml/2006/picture" xmlns:wp="http://schemas.openxmlformats.org/drawingml/2006/wordprocessingDrawing">
+  <w:comment w:id="0" w:author="Claude" w:date="2026-07-30T06:35:45Z" w:initials="C">
+    <w:p>
+      <w:r>
+        <w:rPr>
+          <w:rStyle w:val="CommentReference"/>
+        </w:rPr>
+        <w:annotationRef/>
+      </w:r>
+      <w:r>
+        <w:rPr>
+          <w:color w:val="000000"/>
+          <w:sz w:val="20"/>
+          <w:szCs w:val="20"/>
+        </w:rPr>
+        <w:t xml:space="preserve">미검증 수치: 원본 model1_final.py 스크립트를 찾지 못해 이 정확한 값(0.19→0.0008)을 독립 재현하지 못했습니다. 여러 차례 재구현 시도 결과 0.15~0.23(TierB) 및 0.01~0.06(TierA) 범위로 수렴했으나 소수점까지는 일치하지 않았습니다. 정성적 결론(TierA에서 신호 소멸)은 견고하게 재확인되었지만, 이 정밀 수치는 원본 스크립트 확보 후 재검증 권장.</w:t>
+      </w:r>
+    </w:p>
+  </w:comment>
+</w:comments>
+</file>
+
+<file path=word/commentsExtended.xml><?xml version="1.0" encoding="utf-8"?>
+<w15:commentsEx xmlns:wpc="http://schemas.microsoft.com/office/word/2010/wordprocessingCanvas" xmlns:cx="http://schemas.microsoft.com/office/drawing/2014/chartex" xmlns:cx1="http://schemas.microsoft.com/office/drawing/2015/9/8/chartex" xmlns:cx2="http://schemas.microsoft.com/office/drawing/2015/10/21/chartex" xmlns:cx3="http://schemas.microsoft.com/office/drawing/2016/5/9/chartex" xmlns:cx4="http://schemas.microsoft.com/office/drawing/2016/5/10/chartex" xmlns:cx5="http://schemas.microsoft.com/office/drawing/2016/5/11/chartex" xmlns:cx6="http://schemas.microsoft.com/office/drawing/2016/5/12/chartex" xmlns:cx7="http://schemas.microsoft.com/office/drawing/2016/5/13/chartex" xmlns:cx8="http://schemas.microsoft.com/office/drawing/2016/5/14/chartex" xmlns:mc="http://schemas.openxmlformats.org/markup-compatibility/2006" xmlns:aink="http://schemas.microsoft.com/office/drawing/2016/ink" xmlns:am3d="http://schemas.microsoft.com/office/drawing/2017/model3d" xmlns:o="urn:schemas-microsoft-com:office:office" xmlns:oel="http://schemas.microsoft.com/office/2019/extlst" xmlns:r="http://schemas.openxmlformats.org/officeDocument/2006/relationships" xmlns:m="http://schemas.openxmlformats.org/officeDocument/2006/math" xmlns:v="urn:schemas-microsoft-com:vml" xmlns:wp14="http://schemas.microsoft.com/office/word/2010/wordprocessingDrawing" xmlns:wp="http://schemas.openxmlformats.org/drawingml/2006/wordprocessingDrawing" xmlns:w10="urn:schemas-microsoft-com:office:word" xmlns:w="http://schemas.openxmlformats.org/wordprocessingml/2006/main" xmlns:w14="http://schemas.microsoft.com/office/word/2010/wordml" xmlns:w15="http://schemas.microsoft.com/office/word/2012/wordml" xmlns:w16cex="http://schemas.microsoft.com/office/word/2018/wordml/cex" xmlns:w16cid="http://schemas.microsoft.com/office/word/2016/wordml/cid" xmlns:w16="http://schemas.microsoft.com/office/word/2018/wordml" xmlns:w16du="http://schemas.microsoft.com/office/word/2023/wordml/word16du" xmlns:w16sdtdh="http://schemas.microsoft.com/office/word/2020/wordml/sdtdatahash" xmlns:w16sdtfl="http://schemas.microsoft.com/office/word/2024/wordml/sdtformatlock" xmlns:w16se="http://schemas.microsoft.com/office/word/2015/wordml/symex" xmlns:wpg="http://schemas.microsoft.com/office/word/2010/wordprocessingGroup" xmlns:wpi="http://schemas.microsoft.com/office/word/2010/wordprocessingInk" xmlns:wne="http://schemas.microsoft.com/office/word/2006/wordml" xmlns:wps="http://schemas.microsoft.com/office/word/2010/wordprocessingShape" mc:Ignorable="w14 w15 w16se w16cid w16 w16cex w16sdtdh w16sdtfl w16du wp14">
+  <w15:commentEx w15:paraId="1746A6E3" w15:done="0"/>
+</w15:commentsEx>
+</file>
+
+<file path=word/commentsExtensible.xml><?xml version="1.0" encoding="utf-8"?>
+<w16cex:commentsExtensible xmlns:wpc="http://schemas.microsoft.com/office/word/2010/wordprocessingCanvas" xmlns:cx="http://schemas.microsoft.com/office/drawing/2014/chartex" xmlns:cx1="http://schemas.microsoft.com/office/drawing/2015/9/8/chartex" xmlns:cx2="http://schemas.microsoft.com/office/drawing/2015/10/21/chartex" xmlns:cx3="http://schemas.microsoft.com/office/drawing/2016/5/9/chartex" xmlns:cx4="http://schemas.microsoft.com/office/drawing/2016/5/10/chartex" xmlns:cx5="http://schemas.microsoft.com/office/drawing/2016/5/11/chartex" xmlns:cx6="http://schemas.microsoft.com/office/drawing/2016/5/12/chartex" xmlns:cx7="http://schemas.microsoft.com/office/drawing/2016/5/13/chartex" xmlns:cx8="http://schemas.microsoft.com/office/drawing/2016/5/14/chartex" xmlns:mc="http://schemas.openxmlformats.org/markup-compatibility/2006" xmlns:aink="http://schemas.microsoft.com/office/drawing/2016/ink" xmlns:am3d="http://schemas.microsoft.com/office/drawing/2017/model3d" xmlns:o="urn:schemas-microsoft-com:office:office" xmlns:oel="http://schemas.microsoft.com/office/2019/extlst" xmlns:r="http://schemas.openxmlformats.org/officeDocument/2006/relationships" xmlns:m="http://schemas.openxmlformats.org/officeDocument/2006/math" xmlns:v="urn:schemas-microsoft-com:vml" xmlns:wp14="http://schemas.microsoft.com/office/word/2010/wordprocessingDrawing" xmlns:wp="http://schemas.openxmlformats.org/drawingml/2006/wordprocessingDrawing" xmlns:w10="urn:schemas-microsoft-com:office:word" xmlns:w="http://schemas.openxmlformats.org/wordprocessingml/2006/main" xmlns:w14="http://schemas.microsoft.com/office/word/2010/wordml" xmlns:w15="http://schemas.microsoft.com/office/word/2012/wordml" xmlns:w16cex="http://schemas.microsoft.com/office/word/2018/wordml/cex" xmlns:w16cid="http://schemas.microsoft.com/office/word/2016/wordml/cid" xmlns:w16="http://schemas.microsoft.com/office/word/2018/wordml" xmlns:w16du="http://schemas.microsoft.com/office/word/2023/wordml/word16du" xmlns:w16sdtdh="http://schemas.microsoft.com/office/word/2020/wordml/sdtdatahash" xmlns:w16sdtfl="http://schemas.microsoft.com/office/word/2024/wordml/sdtformatlock" xmlns:w16se="http://schemas.microsoft.com/office/word/2015/wordml/symex" xmlns:wpg="http://schemas.microsoft.com/office/word/2010/wordprocessingGroup" xmlns:wpi="http://schemas.microsoft.com/office/word/2010/wordprocessingInk" xmlns:wne="http://schemas.microsoft.com/office/word/2006/wordml" xmlns:wps="http://schemas.microsoft.com/office/word/2010/wordprocessingShape" xmlns:cr="http://schemas.microsoft.com/office/comments/2020/reactions" mc:Ignorable="w14 w15 w16se w16cid w16 w16cex w16sdtdh w16sdtfl cr w16du wp14">
+  <w16cex:commentExtensible w16cex:durableId="75AB6331" w16cex:dateUtc="2026-07-30T06:35:45Z"/>
+</w16cex:commentsExtensible>
+</file>
+
+<file path=word/commentsIds.xml><?xml version="1.0" encoding="utf-8"?>
+<w16cid:commentsIds xmlns:wpc="http://schemas.microsoft.com/office/word/2010/wordprocessingCanvas" xmlns:cx="http://schemas.microsoft.com/office/drawing/2014/chartex" xmlns:cx1="http://schemas.microsoft.com/office/drawing/2015/9/8/chartex" xmlns:cx2="http://schemas.microsoft.com/office/drawing/2015/10/21/chartex" xmlns:cx3="http://schemas.microsoft.com/office/drawing/2016/5/9/chartex" xmlns:cx4="http://schemas.microsoft.com/office/drawing/2016/5/10/chartex" xmlns:cx5="http://schemas.microsoft.com/office/drawing/2016/5/11/chartex" xmlns:cx6="http://schemas.microsoft.com/office/drawing/2016/5/12/chartex" xmlns:cx7="http://schemas.microsoft.com/office/drawing/2016/5/13/chartex" xmlns:cx8="http://schemas.microsoft.com/office/drawing/2016/5/14/chartex" xmlns:mc="http://schemas.openxmlformats.org/markup-compatibility/2006" xmlns:aink="http://schemas.microsoft.com/office/drawing/2016/ink" xmlns:am3d="http://schemas.microsoft.com/office/drawing/2017/model3d" xmlns:o="urn:schemas-microsoft-com:office:office" xmlns:oel="http://schemas.microsoft.com/office/2019/extlst" xmlns:r="http://schemas.openxmlformats.org/officeDocument/2006/relationships" xmlns:m="http://schemas.openxmlformats.org/officeDocument/2006/math" xmlns:v="urn:schemas-microsoft-com:vml" xmlns:wp14="http://schemas.microsoft.com/office/word/2010/wordprocessingDrawing" xmlns:wp="http://schemas.openxmlformats.org/drawingml/2006/wordprocessingDrawing" xmlns:w10="urn:schemas-microsoft-com:office:word" xmlns:w="http://schemas.openxmlformats.org/wordprocessingml/2006/main" xmlns:w14="http://schemas.microsoft.com/office/word/2010/wordml" xmlns:w15="http://schemas.microsoft.com/office/word/2012/wordml" xmlns:w16cex="http://schemas.microsoft.com/office/word/2018/wordml/cex" xmlns:w16cid="http://schemas.microsoft.com/office/word/2016/wordml/cid" xmlns:w16="http://schemas.microsoft.com/office/word/2018/wordml" xmlns:w16du="http://schemas.microsoft.com/office/word/2023/wordml/word16du" xmlns:w16sdtdh="http://schemas.microsoft.com/office/word/2020/wordml/sdtdatahash" xmlns:w16sdtfl="http://schemas.microsoft.com/office/word/2024/wordml/sdtformatlock" xmlns:w16se="http://schemas.microsoft.com/office/word/2015/wordml/symex" xmlns:wpg="http://schemas.microsoft.com/office/word/2010/wordprocessingGroup" xmlns:wpi="http://schemas.microsoft.com/office/word/2010/wordprocessingInk" xmlns:wne="http://schemas.microsoft.com/office/word/2006/wordml" xmlns:wps="http://schemas.microsoft.com/office/word/2010/wordprocessingShape" mc:Ignorable="w14 w15 w16se w16cid w16 w16cex w16sdtdh w16sdtfl w16du wp14">
+  <w16cid:commentId w16cid:paraId="1746A6E3" w16cid:durableId="75AB6331"/>
+</w16cid:commentsIds>
 </file>
 
 <file path=word/footnotes.xml><?xml version="1.0" encoding="utf-8"?>
